--- a/thesis/Chapter4 - Manage Milestone Use Case (Sequence and Activity Diagrams).docx
+++ b/thesis/Chapter4 - Manage Milestone Use Case (Sequence and Activity Diagrams).docx
@@ -664,7 +664,7 @@
           <w:b w:val="0"/>
           <w:sz w:val="24"/>
         </w:rPr>
-        <w:t>The sequence diagram in Figure 4.5 shows the approval path, which is the part of the use case that changes the state of more than one milestone. Six lifelines take part: the reviewer, the milestone interface, the milestone controller, the milestone model with its database, the milestone service, and the notification component.</w:t>
+        <w:t>The sequence diagram in Figure 4.5 shows the review path, which is the part of the use case that changes the state of more than one milestone. Six lifelines take part: the reviewer, the milestone interface, the milestone controller, the milestone model with its database, the milestone service, and the notification component. It is drawn in three bands — open the work, decide, and what happens after approval.</w:t>
       </w:r>
     </w:p>
     <w:p>
@@ -675,7 +675,7 @@
       <w:r>
         <w:drawing>
           <wp:inline xmlns:a="http://schemas.openxmlformats.org/drawingml/2006/main" xmlns:pic="http://schemas.openxmlformats.org/drawingml/2006/picture">
-            <wp:extent cx="4608000" cy="7856974"/>
+            <wp:extent cx="5903999" cy="4266475"/>
             <wp:docPr id="1" name="Picture 1"/>
             <wp:cNvGraphicFramePr>
               <a:graphicFrameLocks noChangeAspect="1"/>
@@ -696,7 +696,7 @@
                   <pic:spPr>
                     <a:xfrm>
                       <a:off x="0" y="0"/>
-                      <a:ext cx="4608000" cy="7856974"/>
+                      <a:ext cx="5903999" cy="4266475"/>
                     </a:xfrm>
                     <a:prstGeom prst="rect"/>
                   </pic:spPr>
@@ -732,7 +732,7 @@
           <w:b w:val="0"/>
           <w:sz w:val="24"/>
         </w:rPr>
-        <w:t>Messages 1 and 2 carry the reviewer's decision to the controller. Message 3 checks that the reviewer is the student's own supervisor, a coordinator or an administrator, and message 4 checks that there is a submission to approve. If the milestone has no submitted work the system refuses the request, because approving a document that was never filed is not evidence of anything.</w:t>
+        <w:t>Messages 2 to 5 fetch the milestone and its submitted files, which is all the reviewer needs in order to decide. Message 7 carries the decision itself: approve, or request a revision. Both are the same transition in the service, which is message 8, and message 9 is the guard that makes it safe — the actor must be allowed to review this milestone, and the milestone's status must permit the move. An illegal change is refused rather than written, so a milestone cannot be approved twice or approved from pending.</w:t>
       </w:r>
     </w:p>
     <w:p>
@@ -746,21 +746,7 @@
           <w:b w:val="0"/>
           <w:sz w:val="24"/>
         </w:rPr>
-        <w:t>Message 5 is the guard that excludes the proposal milestone. Once it passes, message 7 hands the change to the milestone service, which owns the state machine. Message 8 checks the requested transition against the allowed transition map, so an illegal change such as pending to approved is refused rather than written. Messages 10 and 11 update the status with its timestamps inside a transaction, and messages 12 and 13 record the timeline event and the audit entry.</w:t>
-      </w:r>
-    </w:p>
-    <w:p>
-      <w:pPr>
-        <w:spacing w:line="360" w:lineRule="auto" w:before="0" w:after="0"/>
-        <w:jc w:val="both"/>
-      </w:pPr>
-      <w:r>
-        <w:rPr>
-          <w:rFonts w:ascii="Times New Roman" w:hAnsi="Times New Roman" w:eastAsia="Times New Roman"/>
-          <w:b w:val="0"/>
-          <w:sz w:val="24"/>
-        </w:rPr>
-        <w:t>Messages 14 to 19 are the chain rule. Message 14 asks the service to open the next milestone after this one, selecting the next pending, overdue or rejected milestone in sequence order. Message 17 opens it and stamps its opening date, and when the deadline is relative the service also moves the deadline so the milestone does not open already overdue. If no milestone remains, message 19 marks the project completed. Messages 21 to 23 notify the students and return the updated milestone.</w:t>
+        <w:t>Message 10 writes the status with its timestamp, the reviewer and the comment. Message 11 is the rule the whole chain depends on: approving opens the next milestone, while a request for revision reopens this one and does not advance anything. The proposal is the single exception, because its verdict belongs to the panel rather than to a supervisor. Message 12 notifies the student and message 14 returns the new state.</w:t>
       </w:r>
     </w:p>
     <w:p>
@@ -801,7 +787,7 @@
           <w:b w:val="0"/>
           <w:sz w:val="24"/>
         </w:rPr>
-        <w:t>The activity diagram in Figure 4.6 shows the whole lifecycle, from the creation of the chain to the end of the milestone. It is the clearer of the two diagrams for explaining the status model, because it shows both outcomes of the review side by side.</w:t>
+        <w:t>The activity diagram in Figure 4.6 shows the same use case as a workflow. It is the clearer of the two for explaining the status model, because both outcomes of the review are drawn side by side.</w:t>
       </w:r>
     </w:p>
     <w:p>
@@ -812,7 +798,7 @@
       <w:r>
         <w:drawing>
           <wp:inline xmlns:a="http://schemas.openxmlformats.org/drawingml/2006/main" xmlns:pic="http://schemas.openxmlformats.org/drawingml/2006/picture">
-            <wp:extent cx="5112000" cy="5611403"/>
+            <wp:extent cx="5903999" cy="4139359"/>
             <wp:docPr id="2" name="Picture 2"/>
             <wp:cNvGraphicFramePr>
               <a:graphicFrameLocks noChangeAspect="1"/>
@@ -833,7 +819,7 @@
                   <pic:spPr>
                     <a:xfrm>
                       <a:off x="0" y="0"/>
-                      <a:ext cx="5112000" cy="5611403"/>
+                      <a:ext cx="5903999" cy="4139359"/>
                     </a:xfrm>
                     <a:prstGeom prst="rect"/>
                   </pic:spPr>
@@ -869,7 +855,7 @@
           <w:b w:val="0"/>
           <w:sz w:val="24"/>
         </w:rPr>
-        <w:t>The workflow begins when the coordinator registers a project, which generates the milestone chain and opens the first milestone. The student then uploads work, and the first decision asks whether the milestone accepts a submission. This corresponds to alternative flows A1 and A2: a milestone that the chain has not opened yet, or one whose deadline has passed without a late window, refuses the upload.</w:t>
+        <w:t>The workflow begins when the coordinator registers a project, which generates the milestone chain and opens the first milestone. The student uploads work, and the first decision asks whether the milestone will accept it: a milestone the chain has not opened yet refuses the upload, which is alternative flow A1.</w:t>
       </w:r>
     </w:p>
     <w:p>
@@ -883,7 +869,7 @@
           <w:b w:val="0"/>
           <w:sz w:val="24"/>
         </w:rPr>
-        <w:t>After a successful upload the milestone becomes submitted and the reviewer opens it. The second decision is the reviewer's choice, and the two branches are the core of the use case. On the Approve branch, which runs down the right of the diagram, the transition is checked, the proposal milestone is excluded, the status and timestamps are written, the timeline event and audit entry are recorded, and the next milestone is opened before the students are notified. On the Request Revision branch, which continues down the centre, the comment is required, the revision counter increases, the status becomes rejected and the students are notified. That branch returns to the upload step, which is how the same milestone can be submitted again without the chain advancing.</w:t>
+        <w:t>After a successful upload the reviewer opens the work and makes the second decision. The two branches are the core of the use case. On the approve branch the milestone becomes approved and the next milestone in the chain is opened; if there is no next milestone the part is complete. On the send-back branch the status becomes rejected and the revision counter increases, and that branch returns to the upload step, which is how the same milestone can be submitted again without the chain advancing.</w:t>
       </w:r>
     </w:p>
     <w:p>
@@ -897,7 +883,7 @@
           <w:b w:val="0"/>
           <w:sz w:val="24"/>
         </w:rPr>
-        <w:t>Both branches then converge and the workflow reaches the end node. The rule that only approval opens the next milestone is visible in the diagram as the only route from the review decision to the chain-activation activity.</w:t>
+        <w:t>Both branches converge on the end node. The rule that only approval opens the next milestone is visible as the only route from the review decision to the chain-activation activity. The note records the proposal's exception: its verdict is the panel's, and approving it never opens the chain.</w:t>
       </w:r>
     </w:p>
     <w:p>
@@ -938,7 +924,7 @@
           <w:b w:val="0"/>
           <w:sz w:val="24"/>
         </w:rPr>
-        <w:t>This document has specified the Manage Milestone use case and presented its sequence diagram and activity diagram. The specification defines the actors, a fourteen step main flow, eight alternative flows and the post-conditions for approval and for a revision request. The sequence diagram shows the approval path with the chain rule, and the activity diagram shows the complete lifecycle with both review outcomes and the re-upload loop.</w:t>
+        <w:t>This document has specified the Manage Milestone use case and presented its sequence diagram and activity diagram. The specification defines the actors, a fourteen step main flow, eight alternative flows and the post-conditions for approval and for a revision request. The sequence diagram shows the review path with the chain rule, and the activity diagram shows the complete lifecycle with both review outcomes and the re-upload loop.</w:t>
       </w:r>
     </w:p>
     <w:sectPr>
